--- a/public/cv-templates/ngo.docx
+++ b/public/cv-templates/ngo.docx
@@ -47,7 +47,7 @@
                 <w:sz w:val="52"/>
                 <w:szCs w:val="52"/>
               </w:rPr>
-              <w:t xml:space="preserve">GRACE AMODING OCHORA</w:t>
+              <w:t xml:space="preserve">[YOUR FULL NAME]</w:t>
             </w:r>
           </w:p>
           <w:p>
@@ -64,7 +64,7 @@
                 <w:sz w:val="24"/>
                 <w:szCs w:val="24"/>
               </w:rPr>
-              <w:t xml:space="preserve">MEAL Officer  |  Monitoring, Evaluation, Accountability &amp; Learning</w:t>
+              <w:t xml:space="preserve">[Job Title]  |  [Specialisation]</w:t>
             </w:r>
           </w:p>
           <w:p>
@@ -79,7 +79,7 @@
                 <w:sz w:val="21"/>
                 <w:szCs w:val="21"/>
               </w:rPr>
-              <w:t xml:space="preserve">Kampala, Uganda   |   +256 774 321 987   |   grace.amoding@gmail.com</w:t>
+              <w:t xml:space="preserve">[City, Uganda]   |   [+256 7XX XXX XXX]   |   [your.email@gmail.com]</w:t>
             </w:r>
           </w:p>
         </w:tc>
@@ -130,11 +130,13 @@
       <w:r>
         <w:rPr>
           <w:rFonts w:ascii="Calibri" w:cs="Calibri" w:eastAsia="Calibri" w:hAnsi="Calibri"/>
-          <w:color w:val="0D1B2A"/>
-          <w:sz w:val="22"/>
-          <w:szCs w:val="22"/>
-        </w:rPr>
-        <w:t xml:space="preserve">Dedicated MEAL Officer with 5 years of progressive experience in monitoring, evaluation, and learning within the humanitarian and development sector in Uganda. Skilled in designing M&amp;E frameworks, leading data collection exercises, and translating complex data into actionable programme insights for NGO and UN agency programmes. Track record of supporting programmes funded by ECHO, USAID, and UNFPA across Uganda's Northern, Eastern, and West Nile regions.</w:t>
+          <w:i/>
+          <w:iCs/>
+          <w:color w:val="6B7280"/>
+          <w:sz w:val="22"/>
+          <w:szCs w:val="22"/>
+        </w:rPr>
+        <w:t xml:space="preserve">Write 3–4 sentences summarising: your years of experience, your sector (humanitarian/development/health), your key technical skills (M&amp;E tools, data methods), and the types of donors/programmes you have worked on. Include your geographic experience across Uganda. Example: 'Dedicated MEAL Officer with [X] years of experience in monitoring, evaluation, and learning within the humanitarian and development sector in Uganda. Skilled in [tool 1], [tool 2], and [method]. Track record of supporting programmes funded by [Donor 1] and [Donor 2] across [regions].'</w:t>
       </w:r>
     </w:p>
     <w:tbl>
@@ -224,7 +226,7 @@
                       <w:sz w:val="20"/>
                       <w:szCs w:val="20"/>
                     </w:rPr>
-                    <w:t xml:space="preserve">◆  M&amp;E Framework Design</w:t>
+                    <w:t xml:space="preserve">◆  [M&amp;E Framework Design]</w:t>
                   </w:r>
                 </w:p>
                 <w:p>
@@ -238,7 +240,7 @@
                       <w:sz w:val="20"/>
                       <w:szCs w:val="20"/>
                     </w:rPr>
-                    <w:t xml:space="preserve">◆  Logframe &amp; Theory of Change</w:t>
+                    <w:t xml:space="preserve">◆  [Logframe &amp; Theory of Change]</w:t>
                   </w:r>
                 </w:p>
                 <w:p>
@@ -252,7 +254,7 @@
                       <w:sz w:val="20"/>
                       <w:szCs w:val="20"/>
                     </w:rPr>
-                    <w:t xml:space="preserve">◆  Quantitative &amp; Qualitative Research</w:t>
+                    <w:t xml:space="preserve">◆  [Quantitative Research]</w:t>
                   </w:r>
                 </w:p>
                 <w:p>
@@ -266,7 +268,7 @@
                       <w:sz w:val="20"/>
                       <w:szCs w:val="20"/>
                     </w:rPr>
-                    <w:t xml:space="preserve">◆  KoBoToolbox / ODK / CommCare</w:t>
+                    <w:t xml:space="preserve">◆  [KoBoToolbox / ODK]</w:t>
                   </w:r>
                 </w:p>
               </w:tc>
@@ -290,7 +292,7 @@
                       <w:sz w:val="20"/>
                       <w:szCs w:val="20"/>
                     </w:rPr>
-                    <w:t xml:space="preserve">◆  SPSS &amp; STATA Data Analysis</w:t>
+                    <w:t xml:space="preserve">◆  [SPSS / STATA / Excel]</w:t>
                   </w:r>
                 </w:p>
                 <w:p>
@@ -304,7 +306,7 @@
                       <w:sz w:val="20"/>
                       <w:szCs w:val="20"/>
                     </w:rPr>
-                    <w:t xml:space="preserve">◆  Data Visualisation (Power BI)</w:t>
+                    <w:t xml:space="preserve">◆  [Data Visualisation]</w:t>
                   </w:r>
                 </w:p>
                 <w:p>
@@ -318,7 +320,7 @@
                       <w:sz w:val="20"/>
                       <w:szCs w:val="20"/>
                     </w:rPr>
-                    <w:t xml:space="preserve">◆  Donor Reporting (ECHO, USAID)</w:t>
+                    <w:t xml:space="preserve">◆  [Donor Reporting]</w:t>
                   </w:r>
                 </w:p>
                 <w:p>
@@ -332,7 +334,7 @@
                       <w:sz w:val="20"/>
                       <w:szCs w:val="20"/>
                     </w:rPr>
-                    <w:t xml:space="preserve">◆  Survey Design &amp; Administration</w:t>
+                    <w:t xml:space="preserve">◆  [Survey Design]</w:t>
                   </w:r>
                 </w:p>
               </w:tc>
@@ -356,7 +358,7 @@
                       <w:sz w:val="20"/>
                       <w:szCs w:val="20"/>
                     </w:rPr>
-                    <w:t xml:space="preserve">◆  Accountability to Affected People</w:t>
+                    <w:t xml:space="preserve">◆  [Accountability to Communities]</w:t>
                   </w:r>
                 </w:p>
                 <w:p>
@@ -370,7 +372,7 @@
                       <w:sz w:val="20"/>
                       <w:szCs w:val="20"/>
                     </w:rPr>
-                    <w:t xml:space="preserve">◆  Focus Group Discussions</w:t>
+                    <w:t xml:space="preserve">◆  [Focus Group Discussions]</w:t>
                   </w:r>
                 </w:p>
                 <w:p>
@@ -384,7 +386,7 @@
                       <w:sz w:val="20"/>
                       <w:szCs w:val="20"/>
                     </w:rPr>
-                    <w:t xml:space="preserve">◆  Capacity Building &amp; Training</w:t>
+                    <w:t xml:space="preserve">◆  [Capacity Building]</w:t>
                   </w:r>
                 </w:p>
                 <w:p>
@@ -398,7 +400,7 @@
                       <w:sz w:val="20"/>
                       <w:szCs w:val="20"/>
                     </w:rPr>
-                    <w:t xml:space="preserve">◆  Sphere &amp; IASC Standards</w:t>
+                    <w:t xml:space="preserve">◆  [Humanitarian Standards]</w:t>
                   </w:r>
                 </w:p>
               </w:tc>
@@ -459,7 +461,7 @@
           <w:sz w:val="22"/>
           <w:szCs w:val="22"/>
         </w:rPr>
-        <w:t xml:space="preserve">MEAL Officer</w:t>
+        <w:t xml:space="preserve">[Current Job Title]</w:t>
       </w:r>
       <w:r>
         <w:rPr>
@@ -477,7 +479,7 @@
           <w:sz w:val="22"/>
           <w:szCs w:val="22"/>
         </w:rPr>
-        <w:t xml:space="preserve">International Rescue Committee (IRC) Uganda</w:t>
+        <w:t xml:space="preserve">[Organisation Name]</w:t>
       </w:r>
     </w:p>
     <w:p>
@@ -487,13 +489,11 @@
       <w:r>
         <w:rPr>
           <w:rFonts w:ascii="Calibri" w:cs="Calibri" w:eastAsia="Calibri" w:hAnsi="Calibri"/>
-          <w:i w:val="false"/>
-          <w:iCs w:val="false"/>
           <w:color w:val="6B7280"/>
           <w:sz w:val="20"/>
           <w:szCs w:val="20"/>
         </w:rPr>
-        <w:t xml:space="preserve">September 2021 – Present  •  Kampala / Arua Field Office</w:t>
+        <w:t xml:space="preserve">[Month Year] – Present  •  [Location]</w:t>
       </w:r>
     </w:p>
     <w:p>
@@ -511,7 +511,7 @@
           <w:sz w:val="21"/>
           <w:szCs w:val="21"/>
         </w:rPr>
-        <w:t xml:space="preserve">Lead the design and implementation of M&amp;E systems for IRC Uganda's Livelihoods and Economic Recovery programme (USD 4.8M USAID grant) covering Arua, Madi-Okollo, and Terego districts.</w:t>
+        <w:t xml:space="preserve">Describe your M&amp;E system design responsibilities — logframe, indicators, data collection tools.</w:t>
       </w:r>
     </w:p>
     <w:p>
@@ -529,7 +529,7 @@
           <w:sz w:val="21"/>
           <w:szCs w:val="21"/>
         </w:rPr>
-        <w:t xml:space="preserve">Developed programme logframe, indicator tracking sheets, and data collection tools using KoBoToolbox deployed to 12 enumerators across 3 districts.</w:t>
+        <w:t xml:space="preserve">Describe the scale: beneficiaries reached, districts covered, budget size of programme.</w:t>
       </w:r>
     </w:p>
     <w:p>
@@ -547,7 +547,7 @@
           <w:sz w:val="21"/>
           <w:szCs w:val="21"/>
         </w:rPr>
-        <w:t xml:space="preserve">Conducted biannual outcome monitoring surveys reaching 2,400 households, processing and analysing data in SPSS to produce management-ready dashboard reports.</w:t>
+        <w:t xml:space="preserve">Describe a specific data collection or survey you led — method, sample size, tools used.</w:t>
       </w:r>
     </w:p>
     <w:p>
@@ -565,7 +565,7 @@
           <w:sz w:val="21"/>
           <w:szCs w:val="21"/>
         </w:rPr>
-        <w:t xml:space="preserve">Led real-time accountability mechanisms including complaint and feedback response systems, achieving 96% complaint closure rate within agreed timeframes.</w:t>
+        <w:t xml:space="preserve">Describe an accountability or feedback mechanism you ran.</w:t>
       </w:r>
     </w:p>
     <w:p>
@@ -583,7 +583,55 @@
           <w:sz w:val="21"/>
           <w:szCs w:val="21"/>
         </w:rPr>
-        <w:t xml:space="preserve">Facilitated quarterly learning reviews with programme teams, producing evidence-based adaptation recommendations that informed programme pivot in Q3 2023.</w:t>
+        <w:t xml:space="preserve">Describe a learning review, evaluation, or report you led or contributed to.</w:t>
+      </w:r>
+    </w:p>
+    <w:p>
+      <w:pPr>
+        <w:spacing w:after="40" w:before="160"/>
+      </w:pPr>
+      <w:r>
+        <w:rPr>
+          <w:rFonts w:ascii="Calibri" w:cs="Calibri" w:eastAsia="Calibri" w:hAnsi="Calibri"/>
+          <w:b/>
+          <w:bCs/>
+          <w:color w:val="0D1B2A"/>
+          <w:sz w:val="22"/>
+          <w:szCs w:val="22"/>
+        </w:rPr>
+        <w:t xml:space="preserve">[Previous M&amp;E / Data Role]</w:t>
+      </w:r>
+      <w:r>
+        <w:rPr>
+          <w:rFonts w:ascii="Calibri" w:cs="Calibri" w:eastAsia="Calibri" w:hAnsi="Calibri"/>
+          <w:color w:val="6B7280"/>
+          <w:sz w:val="22"/>
+          <w:szCs w:val="22"/>
+        </w:rPr>
+        <w:t xml:space="preserve">  |  </w:t>
+      </w:r>
+      <w:r>
+        <w:rPr>
+          <w:rFonts w:ascii="Calibri" w:cs="Calibri" w:eastAsia="Calibri" w:hAnsi="Calibri"/>
+          <w:color w:val="00B8A9"/>
+          <w:sz w:val="22"/>
+          <w:szCs w:val="22"/>
+        </w:rPr>
+        <w:t xml:space="preserve">[Organisation Name]</w:t>
+      </w:r>
+    </w:p>
+    <w:p>
+      <w:pPr>
+        <w:spacing w:after="60" w:before="0"/>
+      </w:pPr>
+      <w:r>
+        <w:rPr>
+          <w:rFonts w:ascii="Calibri" w:cs="Calibri" w:eastAsia="Calibri" w:hAnsi="Calibri"/>
+          <w:color w:val="6B7280"/>
+          <w:sz w:val="20"/>
+          <w:szCs w:val="20"/>
+        </w:rPr>
+        <w:t xml:space="preserve">[Month Year] – [Month Year]  •  [Location]</w:t>
       </w:r>
     </w:p>
     <w:p>
@@ -601,57 +649,7 @@
           <w:sz w:val="21"/>
           <w:szCs w:val="21"/>
         </w:rPr>
-        <w:t xml:space="preserve">Supported mid-term evaluation led by external evaluator: coordinated logistics, enumerator training, and data quality assurance processes.</w:t>
-      </w:r>
-    </w:p>
-    <w:p>
-      <w:pPr>
-        <w:spacing w:after="40" w:before="160"/>
-      </w:pPr>
-      <w:r>
-        <w:rPr>
-          <w:rFonts w:ascii="Calibri" w:cs="Calibri" w:eastAsia="Calibri" w:hAnsi="Calibri"/>
-          <w:b/>
-          <w:bCs/>
-          <w:color w:val="0D1B2A"/>
-          <w:sz w:val="22"/>
-          <w:szCs w:val="22"/>
-        </w:rPr>
-        <w:t xml:space="preserve">M&amp;E Assistant</w:t>
-      </w:r>
-      <w:r>
-        <w:rPr>
-          <w:rFonts w:ascii="Calibri" w:cs="Calibri" w:eastAsia="Calibri" w:hAnsi="Calibri"/>
-          <w:color w:val="6B7280"/>
-          <w:sz w:val="22"/>
-          <w:szCs w:val="22"/>
-        </w:rPr>
-        <w:t xml:space="preserve">  |  </w:t>
-      </w:r>
-      <w:r>
-        <w:rPr>
-          <w:rFonts w:ascii="Calibri" w:cs="Calibri" w:eastAsia="Calibri" w:hAnsi="Calibri"/>
-          <w:color w:val="00B8A9"/>
-          <w:sz w:val="22"/>
-          <w:szCs w:val="22"/>
-        </w:rPr>
-        <w:t xml:space="preserve">World Vision Uganda — West Nile Programme</w:t>
-      </w:r>
-    </w:p>
-    <w:p>
-      <w:pPr>
-        <w:spacing w:after="60" w:before="0"/>
-      </w:pPr>
-      <w:r>
-        <w:rPr>
-          <w:rFonts w:ascii="Calibri" w:cs="Calibri" w:eastAsia="Calibri" w:hAnsi="Calibri"/>
-          <w:i w:val="false"/>
-          <w:iCs w:val="false"/>
-          <w:color w:val="6B7280"/>
-          <w:sz w:val="20"/>
-          <w:szCs w:val="20"/>
-        </w:rPr>
-        <w:t xml:space="preserve">April 2019 – August 2021  •  Yumbe, Uganda</w:t>
+        <w:t xml:space="preserve">Describe key data collection responsibilities in this role.</w:t>
       </w:r>
     </w:p>
     <w:p>
@@ -669,7 +667,7 @@
           <w:sz w:val="21"/>
           <w:szCs w:val="21"/>
         </w:rPr>
-        <w:t xml:space="preserve">Supported collection and entry of beneficiary data for UNHCR-funded refugee response programme serving 87,000 South Sudanese refugees in Bidibidi settlement.</w:t>
+        <w:t xml:space="preserve">Describe the programme context (humanitarian, development, health, education, etc.).</w:t>
       </w:r>
     </w:p>
     <w:p>
@@ -687,30 +685,12 @@
           <w:sz w:val="21"/>
           <w:szCs w:val="21"/>
         </w:rPr>
-        <w:t xml:space="preserve">Conducted monthly post-distribution monitoring (PDM) surveys for food and NFI distributions, reporting to the M&amp;E Coordinator.</w:t>
-      </w:r>
-    </w:p>
-    <w:p>
-      <w:pPr>
-        <w:pStyle w:val="ListParagraph"/>
-        <w:numPr>
-          <w:ilvl w:val="0"/>
-          <w:numId w:val="2"/>
-        </w:numPr>
-        <w:spacing w:after="40" w:before="0"/>
-      </w:pPr>
-      <w:r>
-        <w:rPr>
-          <w:rFonts w:ascii="Calibri" w:cs="Calibri" w:eastAsia="Calibri" w:hAnsi="Calibri"/>
-          <w:sz w:val="21"/>
-          <w:szCs w:val="21"/>
-        </w:rPr>
-        <w:t xml:space="preserve">Trained 24 community volunteers on data collection protocols and maintained data quality standards through regular field spot-checks.</w:t>
-      </w:r>
-    </w:p>
-    <w:p>
-      <w:pPr>
-        <w:spacing w:after="80" w:before="0"/>
+        <w:t xml:space="preserve">Describe training, supervision, or quality assurance work you did.</w:t>
+      </w:r>
+    </w:p>
+    <w:p>
+      <w:pPr>
+        <w:spacing w:after="80" w:before="200"/>
       </w:pPr>
       <w:r>
         <w:rPr>
@@ -735,7 +715,7 @@
     </w:p>
     <w:p>
       <w:pPr>
-        <w:spacing w:after="60" w:before="120"/>
+        <w:spacing w:after="20" w:before="80"/>
       </w:pPr>
       <w:r>
         <w:rPr>
@@ -746,7 +726,7 @@
           <w:sz w:val="22"/>
           <w:szCs w:val="22"/>
         </w:rPr>
-        <w:t xml:space="preserve">Postgraduate Diploma in Monitoring &amp; Evaluation</w:t>
+        <w:t xml:space="preserve">[Postgraduate Degree / Diploma]</w:t>
       </w:r>
       <w:r>
         <w:rPr>
@@ -760,11 +740,13 @@
       <w:r>
         <w:rPr>
           <w:rFonts w:ascii="Calibri" w:cs="Calibri" w:eastAsia="Calibri" w:hAnsi="Calibri"/>
+          <w:b/>
+          <w:bCs/>
           <w:color w:val="00B8A9"/>
           <w:sz w:val="22"/>
           <w:szCs w:val="22"/>
         </w:rPr>
-        <w:t xml:space="preserve">Uganda Management Institute (UMI)</w:t>
+        <w:t xml:space="preserve">[University / Institution]</w:t>
       </w:r>
       <w:r>
         <w:rPr>
@@ -773,8 +755,13 @@
           <w:sz w:val="20"/>
           <w:szCs w:val="20"/>
         </w:rPr>
-        <w:t xml:space="preserve">  (2020)</w:t>
-      </w:r>
+        <w:t xml:space="preserve">  ([Year])</w:t>
+      </w:r>
+    </w:p>
+    <w:p>
+      <w:pPr>
+        <w:spacing w:after="40" w:before="0"/>
+      </w:pPr>
       <w:r>
         <w:rPr>
           <w:rFonts w:ascii="Calibri" w:cs="Calibri" w:eastAsia="Calibri" w:hAnsi="Calibri"/>
@@ -782,13 +769,12 @@
           <w:sz w:val="20"/>
           <w:szCs w:val="20"/>
         </w:rPr>
-        <w:t xml:space="preserve">
-Distinction. Research paper: 'Data Quality Challenges in Humanitarian M&amp;E Systems in Uganda'</w:t>
-      </w:r>
-    </w:p>
-    <w:p>
-      <w:pPr>
-        <w:spacing w:after="60" w:before="120"/>
+        <w:t xml:space="preserve">[Classification]. Research: '[Thesis/Project Title if relevant]'</w:t>
+      </w:r>
+    </w:p>
+    <w:p>
+      <w:pPr>
+        <w:spacing w:after="20" w:before="60"/>
       </w:pPr>
       <w:r>
         <w:rPr>
@@ -799,7 +785,7 @@
           <w:sz w:val="22"/>
           <w:szCs w:val="22"/>
         </w:rPr>
-        <w:t xml:space="preserve">Bachelor of Statistics (Hons)</w:t>
+        <w:t xml:space="preserve">[Bachelor's Degree]</w:t>
       </w:r>
       <w:r>
         <w:rPr>
@@ -813,11 +799,13 @@
       <w:r>
         <w:rPr>
           <w:rFonts w:ascii="Calibri" w:cs="Calibri" w:eastAsia="Calibri" w:hAnsi="Calibri"/>
+          <w:b/>
+          <w:bCs/>
           <w:color w:val="00B8A9"/>
           <w:sz w:val="22"/>
           <w:szCs w:val="22"/>
         </w:rPr>
-        <w:t xml:space="preserve">Makerere University</w:t>
+        <w:t xml:space="preserve">[University Name]</w:t>
       </w:r>
       <w:r>
         <w:rPr>
@@ -826,17 +814,7 @@
           <w:sz w:val="20"/>
           <w:szCs w:val="20"/>
         </w:rPr>
-        <w:t xml:space="preserve">  (2018)</w:t>
-      </w:r>
-      <w:r>
-        <w:rPr>
-          <w:rFonts w:ascii="Calibri" w:cs="Calibri" w:eastAsia="Calibri" w:hAnsi="Calibri"/>
-          <w:color w:val="6B7280"/>
-          <w:sz w:val="20"/>
-          <w:szCs w:val="20"/>
-        </w:rPr>
-        <w:t xml:space="preserve">
-Second Class Upper. Specialisation: Applied Statistics &amp; Survey Methods</w:t>
+        <w:t xml:space="preserve">  ([Year])  |  [Classification]</w:t>
       </w:r>
     </w:p>
     <w:p>
@@ -875,7 +853,7 @@
           <w:sz w:val="21"/>
           <w:szCs w:val="21"/>
         </w:rPr>
-        <w:t xml:space="preserve">• Certificate in Impact Measurement — BetterEvaluation Online (2022)  |  • MEAL in Emergencies — CaLP &amp; CDAC Network (2021)  |  • GIS Mapping for Humanitarians — CartONG (2022)  |  • Statistics for Programme Managers — UNHCR (2020)</w:t>
+        <w:t xml:space="preserve">• [Certification 1] — [Organisation] ([Year])  |  • [Certification 2] — [Organisation] ([Year])  |  • [Certification 3] — [Organisation] ([Year])</w:t>
       </w:r>
     </w:p>
     <w:p>
@@ -914,7 +892,7 @@
           <w:sz w:val="21"/>
           <w:szCs w:val="21"/>
         </w:rPr>
-        <w:t xml:space="preserve">Ms. Annet Tukahirwa — M&amp;E Coordinator, IRC Uganda | a.tukahirwa@rescue.org | +256 772 000 555</w:t>
+        <w:t xml:space="preserve">[Referee Name] — [Title], [Organisation] | [email] | [phone]</w:t>
       </w:r>
     </w:p>
     <w:p>
@@ -928,7 +906,7 @@
           <w:sz w:val="21"/>
           <w:szCs w:val="21"/>
         </w:rPr>
-        <w:t xml:space="preserve">Mr. Denis Olupot — Senior M&amp;E Officer, World Vision Uganda | d.olupot@wvi.org | +256 783 000 666</w:t>
+        <w:t xml:space="preserve">[Referee Name] — [Title], [Organisation] | [email] | [phone]</w:t>
       </w:r>
     </w:p>
     <w:sectPr>
